--- a/res/programmes/Azure-DevOps-Engineer-45h.docx
+++ b/res/programmes/Azure-DevOps-Engineer-45h.docx
@@ -212,7 +212,7 @@
         <w:pStyle w:val="ProgBody"/>
       </w:pPr>
       <w:r>
-        <w:t>This programme teaches participants to design and run DevOps practices on Microsoft Azure and prepares the AZ-400 exam for the DevOps Engineer Expert certification. They plan work with Azure Boards and GitHub Projects, manage code in Azure Repos and GitHub, build YAML pipelines with templates, container builds and package feeds, provision infrastructure with Bicep and Terraform, deploy to AKS with approvals and progressive release strategies, secure pipelines with Key Vault, workload identity federation and GitHub Advanced Security, and close the loop with Application Insights. Every chapter ends with a lab, exam practice closes the content, and the programme ends with a final project: a complete Azure DevOps project built and presented by each team.</w:t>
+        <w:t>This programme teaches participants to run DevOps practices on Microsoft Azure and prepares the AZ-400 exam for the DevOps Engineer Expert certification. They plan with Azure Boards and GitHub Projects, manage code in Azure Repos and GitHub, build tested YAML pipelines with container builds and package feeds, provision infrastructure with Bicep and Terraform, release to AKS progressively with approvals, secure pipelines without stored credentials, and close the loop with Application Insights. Exam practice closes the content, and the programme ends with a complete Azure DevOps project built and presented by each team.</w:t>
       </w:r>
     </w:p>
     <w:p>
@@ -782,7 +782,7 @@
               <w:pStyle w:val="ProgTableText"/>
             </w:pPr>
             <w:r>
-              <w:t>Azure Administrator (course) or DevOps Engineering (course): Azure administration or CI/CD basics. The AZ-400 certification also requires AZ-104 or AZ-204</w:t>
+              <w:t>Azure administration (course: Azure Administrator) or CI/CD basics (course: DevOps Engineering); not taught again. The Expert certification also requires Azure Administrator or Azure Developer Associate</w:t>
             </w:r>
           </w:p>
         </w:tc>
@@ -866,7 +866,7 @@
               <w:pStyle w:val="ProgTableText"/>
             </w:pPr>
             <w:r>
-              <w:t>One laptop per participant (Git, Azure CLI, VS Code, Docker); one Azure DevOps organisation, GitHub organisation and Azure subscription per team with a budget alert, provided by the organiser; AKS clusters and resource groups deleted at the end of each lab to control cost</w:t>
+              <w:t>One laptop per participant (Git, Azure CLI, VS Code, Docker); per team, an Azure DevOps and a GitHub organisation (Advanced Security enabled) and an Azure subscription with a budget alert, provided by the organiser; resources deleted after each lab</w:t>
             </w:r>
           </w:p>
         </w:tc>
@@ -1073,7 +1073,7 @@
               <w:pStyle w:val="ProgTableText"/>
             </w:pPr>
             <w:r>
-              <w:t>Azure Boards, Agile planning, GitHub Projects, flow metrics</w:t>
+              <w:t>Azure Boards, Agile planning, GitHub Projects, flow metrics, dashboards; wikis, Markdown and Mermaid documentation, release notes, webhooks</w:t>
             </w:r>
           </w:p>
         </w:tc>
@@ -1140,7 +1140,7 @@
               <w:pStyle w:val="ProgTableText"/>
             </w:pPr>
             <w:r>
-              <w:t>Azure Repos and GitHub, branch strategies, pull requests and branch policies</w:t>
+              <w:t>Azure Repos and GitHub, branch strategies, pull requests and branch policies, repository permissions, Git LFS, recovering and purging data</w:t>
             </w:r>
           </w:p>
         </w:tc>
@@ -1195,7 +1195,7 @@
         <w:pStyle w:val="ProgIntro"/>
       </w:pPr>
       <w:r>
-        <w:t>Participants build the course application with Azure Pipelines in YAML, factor the pipeline into templates, build and push container images to Azure Container Registry, publish versioned packages to Azure Artifacts, and run the same build from GitHub Actions to Azure. Validated lab: a pull request that triggers a templated pipeline publishing a versioned image to ACR and a package to a feed.</w:t>
+        <w:t>Participants build the course application with Azure Pipelines in YAML, factor the pipeline into templates, build and push container images to Azure Container Registry, publish versioned packages to Azure Artifacts, and run the same build from GitHub Actions to Azure. Validated lab: a pull request validated by a templated pipeline, then the merge publishing a versioned image to ACR and a package to a feed.</w:t>
       </w:r>
     </w:p>
     <w:tbl>
@@ -1317,7 +1317,7 @@
               <w:pStyle w:val="ProgTableText"/>
             </w:pPr>
             <w:r>
-              <w:t>YAML pipelines, agents and pools, stages, jobs and steps</w:t>
+              <w:t>YAML pipelines, agents and pools, triggers, stages, jobs and steps; testing strategy, code coverage, quality gates</w:t>
             </w:r>
           </w:p>
         </w:tc>
@@ -1451,7 +1451,7 @@
               <w:pStyle w:val="ProgTableText"/>
             </w:pPr>
             <w:r>
-              <w:t>Azure Artifacts, feeds and upstream sources, versioning, GitHub Actions to Azure</w:t>
+              <w:t>Azure Artifacts and GitHub Packages, feeds, views and upstream sources, SemVer versioning; GitHub Actions to Azure with OpenID Connect; pipeline health, retention, classic-to-YAML migration</w:t>
             </w:r>
           </w:p>
         </w:tc>
@@ -1628,7 +1628,7 @@
               <w:pStyle w:val="ProgTableText"/>
             </w:pPr>
             <w:r>
-              <w:t>Bicep, Terraform on Azure, desired state configuration with Azure Machine Configuration</w:t>
+              <w:t>Bicep, Terraform on Azure, desired state configuration with Azure Machine Configuration (Automation State Configuration as the legacy service); Azure Deployment Environments</w:t>
             </w:r>
           </w:p>
         </w:tc>
@@ -1762,7 +1762,7 @@
               <w:pStyle w:val="ProgTableText"/>
             </w:pPr>
             <w:r>
-              <w:t>Environments, approvals and checks, blue-green, canary, feature flags</w:t>
+              <w:t>Environments, approvals and checks, blue-green, canary, deployment slots, feature flags with Azure App Configuration</w:t>
             </w:r>
           </w:p>
         </w:tc>
@@ -1817,7 +1817,7 @@
         <w:pStyle w:val="ProgIntro"/>
       </w:pPr>
       <w:r>
-        <w:t>Participants remove secrets from pipelines with Key Vault and service connections that use workload identity federation, scan code and dependencies with GitHub Advanced Security for Azure DevOps and Defender for Cloud, then close the feedback loop with Application Insights, KQL, dashboards and alerts before practising AZ-400 questions. Validated lab: a pipeline with no stored credentials that fails on a leaked secret, and an alert on the application's failure rate.</w:t>
+        <w:t>Participants remove secrets from pipelines with Key Vault and service connections that use workload identity federation, scan code and dependencies with GitHub Advanced Security for Azure DevOps and Defender for Cloud, then close the feedback loop with Application Insights, KQL, dashboards and alerts before practising AZ-400 questions. Validated lab: a pipeline that deploys with no stored credentials, a push containing a secret blocked by push protection, and an alert on the application's failure rate.</w:t>
       </w:r>
     </w:p>
     <w:tbl>
@@ -1939,7 +1939,7 @@
               <w:pStyle w:val="ProgTableText"/>
             </w:pPr>
             <w:r>
-              <w:t>Key Vault, service connections with workload identity federation, permissions, GitHub Advanced Security for Azure DevOps, Defender for Cloud DevOps security</w:t>
+              <w:t>Key Vault, service connections with workload identity federation, permissions, GitHub Advanced Security for Azure DevOps, Defender for Cloud DevOps security, GitHub Apps and GITHUB_TOKEN, Azure DevOps security groups</w:t>
             </w:r>
           </w:p>
         </w:tc>
@@ -2006,7 +2006,7 @@
               <w:pStyle w:val="ProgTableText"/>
             </w:pPr>
             <w:r>
-              <w:t>Application Insights, KQL, dashboards, alerts</w:t>
+              <w:t>Application Insights, Container insights, KQL, dashboards, alerts</w:t>
             </w:r>
           </w:p>
         </w:tc>

--- a/res/programmes/Azure-DevOps-Engineer-45h.docx
+++ b/res/programmes/Azure-DevOps-Engineer-45h.docx
@@ -32,7 +32,13 @@
                     <pic:cNvPicPr/>
                   </pic:nvPicPr>
                   <pic:blipFill>
-                    <a:blip r:embed="rId12"/>
+                    <a:blip r:embed="rId12">
+                      <a:extLst>
+                        <a:ext uri="{96DAC541-7B7A-43D3-8B79-37D633B846F1}">
+                          <asvg:svgBlip xmlns:asvg="http://schemas.microsoft.com/office/drawing/2016/SVG/main" r:embed="rId13"/>
+                        </a:ext>
+                      </a:extLst>
+                    </a:blip>
                     <a:stretch>
                       <a:fillRect/>
                     </a:stretch>
@@ -132,7 +138,7 @@
             <w:r>
               <w:drawing>
                 <wp:inline xmlns:a="http://schemas.openxmlformats.org/drawingml/2006/main" xmlns:pic="http://schemas.openxmlformats.org/drawingml/2006/picture">
-                  <wp:extent cx="516649" cy="486000"/>
+                  <wp:extent cx="516563" cy="486000"/>
                   <wp:docPr id="901" name="Picture 901"/>
                   <wp:cNvGraphicFramePr>
                     <a:graphicFrameLocks noChangeAspect="1"/>
@@ -145,7 +151,13 @@
                           <pic:cNvPicPr/>
                         </pic:nvPicPr>
                         <pic:blipFill>
-                          <a:blip r:embed="rId13"/>
+                          <a:blip r:embed="rId14">
+                            <a:extLst>
+                              <a:ext uri="{96DAC541-7B7A-43D3-8B79-37D633B846F1}">
+                                <asvg:svgBlip xmlns:asvg="http://schemas.microsoft.com/office/drawing/2016/SVG/main" r:embed="rId15"/>
+                              </a:ext>
+                            </a:extLst>
+                          </a:blip>
                           <a:stretch>
                             <a:fillRect/>
                           </a:stretch>
@@ -153,7 +165,7 @@
                         <pic:spPr>
                           <a:xfrm>
                             <a:off x="0" y="0"/>
-                            <a:ext cx="516649" cy="486000"/>
+                            <a:ext cx="516563" cy="486000"/>
                           </a:xfrm>
                           <a:prstGeom prst="rect"/>
                         </pic:spPr>
@@ -2497,7 +2509,7 @@
     <w:r>
       <w:drawing>
         <wp:inline xmlns:a="http://schemas.openxmlformats.org/drawingml/2006/main" xmlns:pic="http://schemas.openxmlformats.org/drawingml/2006/picture">
-          <wp:extent cx="114811" cy="108000"/>
+          <wp:extent cx="114792" cy="108000"/>
           <wp:docPr id="1" name="Picture 1"/>
           <wp:cNvGraphicFramePr>
             <a:graphicFrameLocks noChangeAspect="1"/>
@@ -2510,7 +2522,13 @@
                   <pic:cNvPicPr/>
                 </pic:nvPicPr>
                 <pic:blipFill>
-                  <a:blip r:embed="rId1"/>
+                  <a:blip r:embed="rId1">
+                    <a:extLst>
+                      <a:ext uri="{96DAC541-7B7A-43D3-8B79-37D633B846F1}">
+                        <asvg:svgBlip xmlns:asvg="http://schemas.microsoft.com/office/drawing/2016/SVG/main" r:embed="rId2"/>
+                      </a:ext>
+                    </a:extLst>
+                  </a:blip>
                   <a:stretch>
                     <a:fillRect/>
                   </a:stretch>
@@ -2518,7 +2536,7 @@
                 <pic:spPr>
                   <a:xfrm>
                     <a:off x="0" y="0"/>
-                    <a:ext cx="114811" cy="108000"/>
+                    <a:ext cx="114792" cy="108000"/>
                   </a:xfrm>
                   <a:prstGeom prst="rect"/>
                 </pic:spPr>
